--- a/docs/BlackLang愿景书.docx
+++ b/docs/BlackLang愿景书.docx
@@ -1522,7 +1522,7 @@
           </w:tcPr>
           <w:p>
             <w:r>
-              <w:t>Phase 3 · AOT 编译</w:t>
+              <w:t>Phase 3 · AOT→Python</w:t>
             </w:r>
           </w:p>
         </w:tc>
@@ -1542,7 +1542,39 @@
           </w:tcPr>
           <w:p>
             <w:r>
-              <w:t>AOT→Python 后端：AST 直译 Python，fib ≈500x 提速，≈1.0x CPython（介于 Python 与 C）</w:t>
+              <w:t>AST 直译 Python：≈1.0x CPython（介于 Python 与 C）</w:t>
+            </w:r>
+          </w:p>
+        </w:tc>
+      </w:tr>
+      <w:tr>
+        <w:tc>
+          <w:tcPr>
+            <w:tcW w:type="dxa" w:w="2880"/>
+          </w:tcPr>
+          <w:p>
+            <w:r>
+              <w:t>Phase 3 · AOT→C</w:t>
+            </w:r>
+          </w:p>
+        </w:tc>
+        <w:tc>
+          <w:tcPr>
+            <w:tcW w:type="dxa" w:w="2880"/>
+          </w:tcPr>
+          <w:p>
+            <w:r>
+              <w:t>✅ 完成</w:t>
+            </w:r>
+          </w:p>
+        </w:tc>
+        <w:tc>
+          <w:tcPr>
+            <w:tcW w:type="dxa" w:w="2880"/>
+          </w:tcPr>
+          <w:p>
+            <w:r>
+              <w:t>AST→C 源码 + clang -O2 本机码：0.13–0.63x CPython（C 速度，达成目标坐标）</w:t>
             </w:r>
           </w:p>
         </w:tc>
@@ -1574,7 +1606,7 @@
           </w:tcPr>
           <w:p>
             <w:r>
-              <w:t>pip install -e 安装为 blacklang 命令、--init、增强 REPL、三路径 benchmark</w:t>
+              <w:t>pip install -e 安装为 blacklang 命令、--init、增强 REPL、四路径 benchmark</w:t>
             </w:r>
           </w:p>
         </w:tc>
@@ -1650,6 +1682,38 @@
           </w:tcPr>
           <w:p>
             <w:r>
+              <w:t>AI 可机读诊断</w:t>
+            </w:r>
+          </w:p>
+        </w:tc>
+        <w:tc>
+          <w:tcPr>
+            <w:tcW w:type="dxa" w:w="2880"/>
+          </w:tcPr>
+          <w:p>
+            <w:r>
+              <w:t>✅ 完成</w:t>
+            </w:r>
+          </w:p>
+        </w:tc>
+        <w:tc>
+          <w:tcPr>
+            <w:tcW w:type="dxa" w:w="2880"/>
+          </w:tcPr>
+          <w:p>
+            <w:r>
+              <w:t>结构化诊断 BL0001/1001/1002/… + line/col/hint，--check --json，LLM 可自纠</w:t>
+            </w:r>
+          </w:p>
+        </w:tc>
+      </w:tr>
+      <w:tr>
+        <w:tc>
+          <w:tcPr>
+            <w:tcW w:type="dxa" w:w="2880"/>
+          </w:tcPr>
+          <w:p>
+            <w:r>
               <w:t>Phase 4 剩余</w:t>
             </w:r>
           </w:p>
@@ -1687,7 +1751,7 @@
           <w:sz w:val="20"/>
           <w:rFonts w:eastAsia="PingFang SC"/>
         </w:rPr>
-        <w:t>当前测试：73 项全部通过；示例全跑通含 business_demo；三条执行路径(VM/AOT/CPython基准)；sandbox 越权编译期拦截、死循环超时墙终止。</w:t>
+        <w:t>当前测试：95 项全部通过；示例全跑通含 business_demo / native_demo；四条执行路径(VM / AOT→Python / AOT→C / CPython 基准)，跨路径输出一致；sandbox 越权编译期拦截、死循环超时墙终止；结构化 JSON 诊断可供 LLM 机读自纠。</w:t>
       </w:r>
     </w:p>
     <w:sectPr>

--- a/docs/BlackLang愿景书.docx
+++ b/docs/BlackLang愿景书.docx
@@ -1714,6 +1714,70 @@
           </w:tcPr>
           <w:p>
             <w:r>
+              <w:t>Phase 3 · AOT→LLVM</w:t>
+            </w:r>
+          </w:p>
+        </w:tc>
+        <w:tc>
+          <w:tcPr>
+            <w:tcW w:type="dxa" w:w="2880"/>
+          </w:tcPr>
+          <w:p>
+            <w:r>
+              <w:t>✅ 完成</w:t>
+            </w:r>
+          </w:p>
+        </w:tc>
+        <w:tc>
+          <w:tcPr>
+            <w:tcW w:type="dxa" w:w="2880"/>
+          </w:tcPr>
+          <w:p>
+            <w:r>
+              <w:t>AST→LLVM IR→clang 本机码：fib 0.52x CPython、循环 0.15x，快于手写 C</w:t>
+            </w:r>
+          </w:p>
+        </w:tc>
+      </w:tr>
+      <w:tr>
+        <w:tc>
+          <w:tcPr>
+            <w:tcW w:type="dxa" w:w="2880"/>
+          </w:tcPr>
+          <w:p>
+            <w:r>
+              <w:t>Phase 3 · LLVM JIT</w:t>
+            </w:r>
+          </w:p>
+        </w:tc>
+        <w:tc>
+          <w:tcPr>
+            <w:tcW w:type="dxa" w:w="2880"/>
+          </w:tcPr>
+          <w:p>
+            <w:r>
+              <w:t>✅ 完成</w:t>
+            </w:r>
+          </w:p>
+        </w:tc>
+        <w:tc>
+          <w:tcPr>
+            <w:tcW w:type="dxa" w:w="2880"/>
+          </w:tcPr>
+          <w:p>
+            <w:r>
+              <w:t>llvmlite MCJIT 进程内 JIT：同 LLVM 速度且零构建(3.1ms vs AOT 360ms)</w:t>
+            </w:r>
+          </w:p>
+        </w:tc>
+      </w:tr>
+      <w:tr>
+        <w:tc>
+          <w:tcPr>
+            <w:tcW w:type="dxa" w:w="2880"/>
+          </w:tcPr>
+          <w:p>
+            <w:r>
               <w:t>Phase 4 剩余</w:t>
             </w:r>
           </w:p>
@@ -1734,7 +1798,7 @@
           </w:tcPr>
           <w:p>
             <w:r>
-              <w:t>所有权/借用模型细化、LLVM JIT（进一步逼近 C）</w:t>
+              <w:t>所有权/借用模型、struct/match/错误处理/闭包/标准库/模块/并发</w:t>
             </w:r>
           </w:p>
         </w:tc>
@@ -1751,7 +1815,7 @@
           <w:sz w:val="20"/>
           <w:rFonts w:eastAsia="PingFang SC"/>
         </w:rPr>
-        <w:t>当前测试：95 项全部通过；示例全跑通含 business_demo / native_demo；四条执行路径(VM / AOT→Python / AOT→C / CPython 基准)，跨路径输出一致；sandbox 越权编译期拦截、死循环超时墙终止；结构化 JSON 诊断可供 LLM 机读自纠。</w:t>
+        <w:t>当前测试：111 项全部通过；示例全跑通含 business_demo / native_demo；五条执行路径(VM / AOT→Python / AOT→C / AOT→LLVM / JIT)，跨路径输出逐字节一致；sandbox 越权编译期拦截、死循环超时墙终止；结构化 JSON 诊断可供 LLM 机读自纠。</w:t>
       </w:r>
     </w:p>
     <w:sectPr>

--- a/docs/BlackLang愿景书.docx
+++ b/docs/BlackLang愿景书.docx
@@ -1778,6 +1778,38 @@
           </w:tcPr>
           <w:p>
             <w:r>
+              <w:t>语言完备性·第一波</w:t>
+            </w:r>
+          </w:p>
+        </w:tc>
+        <w:tc>
+          <w:tcPr>
+            <w:tcW w:type="dxa" w:w="2880"/>
+          </w:tcPr>
+          <w:p>
+            <w:r>
+              <w:t>✅ 完成</w:t>
+            </w:r>
+          </w:p>
+        </w:tc>
+        <w:tc>
+          <w:tcPr>
+            <w:tcW w:type="dxa" w:w="2880"/>
+          </w:tcPr>
+          <w:p>
+            <w:r>
+              <w:t>struct 自定义类型(字段/方法/双访问) + let 声明语义(递归可重入)</w:t>
+            </w:r>
+          </w:p>
+        </w:tc>
+      </w:tr>
+      <w:tr>
+        <w:tc>
+          <w:tcPr>
+            <w:tcW w:type="dxa" w:w="2880"/>
+          </w:tcPr>
+          <w:p>
+            <w:r>
               <w:t>Phase 4 剩余</w:t>
             </w:r>
           </w:p>
@@ -1798,7 +1830,7 @@
           </w:tcPr>
           <w:p>
             <w:r>
-              <w:t>所有权/借用模型、struct/match/错误处理/闭包/标准库/模块/并发</w:t>
+              <w:t>match/错误处理(try-catch+Result)/闭包/标准库/模块/包管理/并发</w:t>
             </w:r>
           </w:p>
         </w:tc>
@@ -1815,7 +1847,7 @@
           <w:sz w:val="20"/>
           <w:rFonts w:eastAsia="PingFang SC"/>
         </w:rPr>
-        <w:t>当前测试：111 项全部通过；示例全跑通含 business_demo / native_demo；五条执行路径(VM / AOT→Python / AOT→C / AOT→LLVM / JIT)，跨路径输出逐字节一致；sandbox 越权编译期拦截、死循环超时墙终止；结构化 JSON 诊断可供 LLM 机读自纠。</w:t>
+        <w:t>当前测试：123 项全部通过；示例全跑通含 business_demo / native_demo；五条执行路径(VM / AOT→Python / AOT→C / AOT→LLVM / JIT)，跨路径输出逐字节一致；sandbox 越权编译期拦截、死循环超时墙终止；结构化 JSON 诊断可供 LLM 机读自纠。</w:t>
       </w:r>
     </w:p>
     <w:sectPr>

--- a/docs/BlackLang愿景书.docx
+++ b/docs/BlackLang愿景书.docx
@@ -1810,6 +1810,38 @@
           </w:tcPr>
           <w:p>
             <w:r>
+              <w:t>语言完备性·第二波</w:t>
+            </w:r>
+          </w:p>
+        </w:tc>
+        <w:tc>
+          <w:tcPr>
+            <w:tcW w:type="dxa" w:w="2880"/>
+          </w:tcPr>
+          <w:p>
+            <w:r>
+              <w:t>✅ 完成</w:t>
+            </w:r>
+          </w:p>
+        </w:tc>
+        <w:tc>
+          <w:tcPr>
+            <w:tcW w:type="dxa" w:w="2880"/>
+          </w:tcPr>
+          <w:p>
+            <w:r>
+              <w:t>标准库：字符串/列表/字典方法 + 全局数值函数；三路径一致，C/LLVM 数值原生</w:t>
+            </w:r>
+          </w:p>
+        </w:tc>
+      </w:tr>
+      <w:tr>
+        <w:tc>
+          <w:tcPr>
+            <w:tcW w:type="dxa" w:w="2880"/>
+          </w:tcPr>
+          <w:p>
+            <w:r>
               <w:t>Phase 4 剩余</w:t>
             </w:r>
           </w:p>
@@ -1830,7 +1862,7 @@
           </w:tcPr>
           <w:p>
             <w:r>
-              <w:t>match/错误处理(try-catch+Result)/闭包/标准库/模块/包管理/并发</w:t>
+              <w:t>match/错误处理(try-catch+Result)/闭包/模块/包管理/并发</w:t>
             </w:r>
           </w:p>
         </w:tc>
@@ -1847,7 +1879,7 @@
           <w:sz w:val="20"/>
           <w:rFonts w:eastAsia="PingFang SC"/>
         </w:rPr>
-        <w:t>当前测试：123 项全部通过；示例全跑通含 business_demo / native_demo；五条执行路径(VM / AOT→Python / AOT→C / AOT→LLVM / JIT)，跨路径输出逐字节一致；sandbox 越权编译期拦截、死循环超时墙终止；结构化 JSON 诊断可供 LLM 机读自纠。</w:t>
+        <w:t>当前测试：132 项全部通过；示例全跑通含 business_demo / native_demo；五条执行路径(VM / AOT→Python / AOT→C / AOT→LLVM / JIT)，跨路径输出逐字节一致；sandbox 越权编译期拦截、死循环超时墙终止；结构化 JSON 诊断可供 LLM 机读自纠。</w:t>
       </w:r>
     </w:p>
     <w:sectPr>

--- a/docs/BlackLang愿景书.docx
+++ b/docs/BlackLang愿景书.docx
@@ -1842,6 +1842,38 @@
           </w:tcPr>
           <w:p>
             <w:r>
+              <w:t>语言完备性·第三波</w:t>
+            </w:r>
+          </w:p>
+        </w:tc>
+        <w:tc>
+          <w:tcPr>
+            <w:tcW w:type="dxa" w:w="2880"/>
+          </w:tcPr>
+          <w:p>
+            <w:r>
+              <w:t>✅ 完成</w:t>
+            </w:r>
+          </w:p>
+        </w:tc>
+        <w:tc>
+          <w:tcPr>
+            <w:tcW w:type="dxa" w:w="2880"/>
+          </w:tcPr>
+          <w:p>
+            <w:r>
+              <w:t>break/continue 循环控制 + match 分支匹配（四后端一致，含能力分析）</w:t>
+            </w:r>
+          </w:p>
+        </w:tc>
+      </w:tr>
+      <w:tr>
+        <w:tc>
+          <w:tcPr>
+            <w:tcW w:type="dxa" w:w="2880"/>
+          </w:tcPr>
+          <w:p>
+            <w:r>
               <w:t>Phase 4 剩余</w:t>
             </w:r>
           </w:p>
@@ -1862,7 +1894,7 @@
           </w:tcPr>
           <w:p>
             <w:r>
-              <w:t>match/错误处理(try-catch+Result)/闭包/模块/包管理/并发</w:t>
+              <w:t>错误处理(try-catch+Result)/闭包与高阶函数/模块/包管理/并发</w:t>
             </w:r>
           </w:p>
         </w:tc>
@@ -1879,7 +1911,7 @@
           <w:sz w:val="20"/>
           <w:rFonts w:eastAsia="PingFang SC"/>
         </w:rPr>
-        <w:t>当前测试：132 项全部通过；示例全跑通含 business_demo / native_demo；五条执行路径(VM / AOT→Python / AOT→C / AOT→LLVM / JIT)，跨路径输出逐字节一致；sandbox 越权编译期拦截、死循环超时墙终止；结构化 JSON 诊断可供 LLM 机读自纠。</w:t>
+        <w:t>当前测试：138 项全部通过；示例全跑通含 business_demo / native_demo；五条执行路径(VM / AOT→Python / AOT→C / AOT→LLVM / JIT)，跨路径输出逐字节一致；sandbox 越权编译期拦截、死循环超时墙终止；结构化 JSON 诊断可供 LLM 机读自纠。</w:t>
       </w:r>
     </w:p>
     <w:sectPr>
